--- a/기업/인사·노무/시말서.docx
+++ b/기업/인사·노무/시말서.docx
@@ -4,7 +4,7 @@
   <w:body>
     <w:p>
       <w:pPr>
-        <w:spacing w:after="29" w:before="0" w:line="312" w:lineRule="auto"/>
+        <w:spacing w:after="37" w:before="0" w:line="312" w:lineRule="auto"/>
         <w:jc w:val="center"/>
       </w:pPr>
       <w:r>
@@ -19,7 +19,7 @@
     </w:p>
     <w:p>
       <w:pPr>
-        <w:spacing w:after="72" w:before="0" w:line="312" w:lineRule="auto"/>
+        <w:spacing w:after="92" w:before="0" w:line="312" w:lineRule="auto"/>
         <w:jc w:val="left"/>
         <w:pBdr>
           <w:bottom w:val="single" w:sz="14" w:space="2" w:color="24384F"/>
@@ -49,7 +49,7 @@
       </w:tblGrid>
       <w:tr>
         <w:trPr>
-          <w:trHeight w:val="326" w:hRule="atLeast"/>
+          <w:trHeight w:val="417" w:hRule="atLeast"/>
         </w:trPr>
         <w:tc>
           <w:tcPr>
@@ -164,7 +164,7 @@
       </w:tr>
       <w:tr>
         <w:trPr>
-          <w:trHeight w:val="326" w:hRule="atLeast"/>
+          <w:trHeight w:val="417" w:hRule="atLeast"/>
         </w:trPr>
         <w:tc>
           <w:tcPr>
@@ -279,7 +279,7 @@
       </w:tr>
       <w:tr>
         <w:trPr>
-          <w:trHeight w:val="326" w:hRule="atLeast"/>
+          <w:trHeight w:val="417" w:hRule="atLeast"/>
         </w:trPr>
         <w:tc>
           <w:tcPr>
@@ -395,7 +395,7 @@
     </w:tbl>
     <w:p>
       <w:pPr>
-        <w:spacing w:after="29" w:before="0" w:line="312" w:lineRule="auto"/>
+        <w:spacing w:after="37" w:before="0" w:line="312" w:lineRule="auto"/>
         <w:jc w:val="left"/>
       </w:pPr>
       <w:r>
@@ -408,7 +408,7 @@
     </w:p>
     <w:p>
       <w:pPr>
-        <w:spacing w:after="29" w:before="58" w:line="312" w:lineRule="auto"/>
+        <w:spacing w:after="37" w:before="74" w:line="312" w:lineRule="auto"/>
         <w:jc w:val="left"/>
         <w:pBdr>
           <w:bottom w:val="single" w:sz="6" w:space="2" w:color="C9D2DD"/>
@@ -435,7 +435,7 @@
     </w:p>
     <w:p>
       <w:pPr>
-        <w:spacing w:after="29" w:before="0" w:line="312" w:lineRule="auto"/>
+        <w:spacing w:after="37" w:before="0" w:line="312" w:lineRule="auto"/>
         <w:jc w:val="left"/>
       </w:pPr>
       <w:r>
@@ -461,7 +461,7 @@
       </w:tblGrid>
       <w:tr>
         <w:trPr>
-          <w:trHeight w:val="816" w:hRule="atLeast"/>
+          <w:trHeight w:val="1043" w:hRule="atLeast"/>
         </w:trPr>
         <w:tc>
           <w:tcPr>
@@ -484,7 +484,7 @@
               <w:rPr>
                 <w:rFonts w:ascii="Malgun Gothic" w:hAnsi="Malgun Gothic" w:eastAsia="Malgun Gothic" w:cs="Malgun Gothic"/>
                 <w:b w:val="0"/>
-                <w:sz w:val="20"/>
+                <w:sz w:val="19"/>
               </w:rPr>
             </w:r>
           </w:p>
@@ -493,7 +493,7 @@
     </w:tbl>
     <w:p>
       <w:pPr>
-        <w:spacing w:after="29" w:before="0" w:line="312" w:lineRule="auto"/>
+        <w:spacing w:after="37" w:before="0" w:line="312" w:lineRule="auto"/>
         <w:jc w:val="left"/>
       </w:pPr>
       <w:r>
@@ -506,7 +506,7 @@
     </w:p>
     <w:p>
       <w:pPr>
-        <w:spacing w:after="29" w:before="58" w:line="312" w:lineRule="auto"/>
+        <w:spacing w:after="37" w:before="74" w:line="312" w:lineRule="auto"/>
         <w:jc w:val="left"/>
         <w:pBdr>
           <w:bottom w:val="single" w:sz="6" w:space="2" w:color="C9D2DD"/>
@@ -533,7 +533,7 @@
     </w:p>
     <w:p>
       <w:pPr>
-        <w:spacing w:after="29" w:before="0" w:line="312" w:lineRule="auto"/>
+        <w:spacing w:after="37" w:before="0" w:line="312" w:lineRule="auto"/>
         <w:jc w:val="left"/>
       </w:pPr>
       <w:r>
@@ -559,7 +559,7 @@
       </w:tblGrid>
       <w:tr>
         <w:trPr>
-          <w:trHeight w:val="1959" w:hRule="atLeast"/>
+          <w:trHeight w:val="2503" w:hRule="atLeast"/>
         </w:trPr>
         <w:tc>
           <w:tcPr>
@@ -582,7 +582,7 @@
               <w:rPr>
                 <w:rFonts w:ascii="Malgun Gothic" w:hAnsi="Malgun Gothic" w:eastAsia="Malgun Gothic" w:cs="Malgun Gothic"/>
                 <w:b w:val="0"/>
-                <w:sz w:val="20"/>
+                <w:sz w:val="19"/>
               </w:rPr>
             </w:r>
           </w:p>
@@ -591,7 +591,7 @@
     </w:tbl>
     <w:p>
       <w:pPr>
-        <w:spacing w:after="29" w:before="0" w:line="312" w:lineRule="auto"/>
+        <w:spacing w:after="37" w:before="0" w:line="312" w:lineRule="auto"/>
         <w:jc w:val="left"/>
       </w:pPr>
       <w:r>
@@ -604,7 +604,7 @@
     </w:p>
     <w:p>
       <w:pPr>
-        <w:spacing w:after="29" w:before="58" w:line="312" w:lineRule="auto"/>
+        <w:spacing w:after="37" w:before="74" w:line="312" w:lineRule="auto"/>
         <w:jc w:val="left"/>
         <w:pBdr>
           <w:bottom w:val="single" w:sz="6" w:space="2" w:color="C9D2DD"/>
@@ -631,7 +631,7 @@
     </w:p>
     <w:p>
       <w:pPr>
-        <w:spacing w:after="29" w:before="0" w:line="312" w:lineRule="auto"/>
+        <w:spacing w:after="37" w:before="0" w:line="312" w:lineRule="auto"/>
         <w:jc w:val="left"/>
       </w:pPr>
       <w:r>
@@ -657,7 +657,7 @@
       </w:tblGrid>
       <w:tr>
         <w:trPr>
-          <w:trHeight w:val="1469" w:hRule="atLeast"/>
+          <w:trHeight w:val="1877" w:hRule="atLeast"/>
         </w:trPr>
         <w:tc>
           <w:tcPr>
@@ -680,7 +680,7 @@
               <w:rPr>
                 <w:rFonts w:ascii="Malgun Gothic" w:hAnsi="Malgun Gothic" w:eastAsia="Malgun Gothic" w:cs="Malgun Gothic"/>
                 <w:b w:val="0"/>
-                <w:sz w:val="20"/>
+                <w:sz w:val="19"/>
               </w:rPr>
             </w:r>
           </w:p>
@@ -689,7 +689,7 @@
     </w:tbl>
     <w:p>
       <w:pPr>
-        <w:spacing w:after="29" w:before="0" w:line="312" w:lineRule="auto"/>
+        <w:spacing w:after="37" w:before="0" w:line="312" w:lineRule="auto"/>
         <w:jc w:val="left"/>
       </w:pPr>
       <w:r>
@@ -716,7 +716,7 @@
       </w:tblGrid>
       <w:tr>
         <w:trPr>
-          <w:trHeight w:val="326" w:hRule="atLeast"/>
+          <w:trHeight w:val="417" w:hRule="atLeast"/>
         </w:trPr>
         <w:tc>
           <w:tcPr>
@@ -832,7 +832,7 @@
     </w:tbl>
     <w:p>
       <w:pPr>
-        <w:spacing w:after="29" w:before="0" w:line="312" w:lineRule="auto"/>
+        <w:spacing w:after="37" w:before="0" w:line="312" w:lineRule="auto"/>
         <w:jc w:val="left"/>
       </w:pPr>
       <w:r>
@@ -845,7 +845,7 @@
     </w:p>
     <w:p>
       <w:pPr>
-        <w:spacing w:after="58" w:before="0" w:line="312" w:lineRule="auto"/>
+        <w:spacing w:after="74" w:before="0" w:line="312" w:lineRule="auto"/>
         <w:jc w:val="center"/>
       </w:pPr>
       <w:r>
@@ -859,7 +859,7 @@
     </w:p>
     <w:p>
       <w:pPr>
-        <w:spacing w:after="58" w:before="58" w:line="312" w:lineRule="auto"/>
+        <w:spacing w:after="74" w:before="74" w:line="312" w:lineRule="auto"/>
         <w:jc w:val="center"/>
       </w:pPr>
       <w:r>
@@ -873,7 +873,7 @@
     </w:p>
     <w:p>
       <w:pPr>
-        <w:spacing w:after="58" w:before="0" w:line="312" w:lineRule="auto"/>
+        <w:spacing w:after="74" w:before="0" w:line="312" w:lineRule="auto"/>
         <w:jc w:val="right"/>
       </w:pPr>
       <w:r>
@@ -887,7 +887,7 @@
     </w:p>
     <w:p>
       <w:pPr>
-        <w:spacing w:after="86" w:before="0" w:line="312" w:lineRule="auto"/>
+        <w:spacing w:after="110" w:before="0" w:line="312" w:lineRule="auto"/>
         <w:jc w:val="left"/>
       </w:pPr>
       <w:r>
@@ -900,7 +900,7 @@
     </w:p>
     <w:p>
       <w:pPr>
-        <w:spacing w:after="58" w:before="0" w:line="312" w:lineRule="auto"/>
+        <w:spacing w:after="74" w:before="0" w:line="312" w:lineRule="auto"/>
         <w:jc w:val="center"/>
       </w:pPr>
       <w:r>
@@ -914,7 +914,7 @@
     </w:p>
     <w:p>
       <w:pPr>
-        <w:spacing w:after="0" w:before="43" w:line="312" w:lineRule="auto"/>
+        <w:spacing w:after="0" w:before="55" w:line="312" w:lineRule="auto"/>
         <w:jc w:val="left"/>
       </w:pPr>
       <w:r>
